--- a/일본판/5부/5부_11화_당선의_밤.docx
+++ b/일본판/5부/5부_11화_당선의_밤.docx
@@ -130,7 +130,7 @@
           <w:color w:val="555555"/>
           <w:sz w:val="22"/>
         </w:rPr>
-        <w:t>(数字は三十、四十と、ほとんど同じ速さで増えていく。二列目の久我は微動だにせず、楠田は目を開けたまま、掲示板ではなく、壇の床を見ている。七列目の遼は、背もたれに背を預けない。)</w:t>
+        <w:t>(数字は三十、四十とほとんど同じ速さで増えていく。二列目の久我は微動だにせず、楠田は目を開けたまま、掲示板ではなく、壇の床を見ている。七列目の遼は、背もたれに背を預けない。)</w:t>
       </w:r>
     </w:p>
     <w:p>
@@ -153,7 +153,7 @@
           <w:i w:val="0"/>
           <w:sz w:val="22"/>
         </w:rPr>
-        <w:t>榊さん、議員票は百を越えて、まだ並んでいます。差が、三票以上開きません。</w:t>
+        <w:t>榊さん、議員票は百を越えて、まだ並んでいます。差が三票以上開きません。</w:t>
       </w:r>
     </w:p>
     <w:p>
@@ -176,7 +176,7 @@
           <w:i w:val="0"/>
           <w:sz w:val="22"/>
         </w:rPr>
-        <w:t>開くのは、これからでございます。楠田様の残りの八十九票が、どちらの箱へ向かったのか、それが最後に現れます。</w:t>
+        <w:t>開くのはこれからでございます。楠田様の残りの八十九票が、どちらの箱へ向かったのか、それが最後に現れます。</w:t>
       </w:r>
     </w:p>
     <w:p>
@@ -214,7 +214,7 @@
           <w:color w:val="555555"/>
           <w:sz w:val="22"/>
         </w:rPr>
-        <w:t>(百四十を過ぎたあたりから、真壁の数字が二つ、三つと先に出る。倉前の側は、同じ読みを繰り返しても、数字が伸びない。倉前は両手を膝の上で組んだまま、遼の方を見ない。)</w:t>
+        <w:t>(百四十を過ぎたあたりから、真壁の数字が二つ、三つと先に出る。倉前の側は同じ読みを繰り返しても、数字が伸びない。倉前は両手を膝の上で組んだまま、遼の方を見ない。)</w:t>
       </w:r>
     </w:p>
     <w:p>
@@ -252,7 +252,7 @@
           <w:color w:val="555555"/>
           <w:sz w:val="22"/>
         </w:rPr>
-        <w:t>(客席が、短く息を吐く。拍手は起きない。差は十二票だが、県代表票の四十七票が残っている。)</w:t>
+        <w:t>(客席が短く息を吐く。拍手は起きない。差は十二票だが、県代表票の四十七票が残っている。)</w:t>
       </w:r>
     </w:p>
     <w:p>
@@ -298,7 +298,7 @@
           <w:i w:val="0"/>
           <w:sz w:val="22"/>
         </w:rPr>
-        <w:t>県の票が、勝負でございます。十二の県連会長が、久我先生のお電話のあとに、何を書かれたか。</w:t>
+        <w:t>県の票が勝負でございます。十二の県連会長が、久我先生のお電話のあとに、何を書かれたか。</w:t>
       </w:r>
     </w:p>
     <w:p>
@@ -321,7 +321,7 @@
           <w:i w:val="0"/>
           <w:sz w:val="22"/>
         </w:rPr>
-        <w:t>続いて、都道府県代表票を開票します。北から順に読みます。</w:t>
+        <w:t>続いて都道府県代表票を開票します。北から順に読みます。</w:t>
       </w:r>
     </w:p>
     <w:p>
@@ -336,7 +336,7 @@
           <w:color w:val="555555"/>
           <w:sz w:val="22"/>
         </w:rPr>
-        <w:t>(読み上げ係が県名と氏名を、一つずつ告げる。倉前、倉前、真壁、倉前。県の票は、一票ずつが重い。二十票目を過ぎたあたりで、倉前の側に十票ほどが積まれ、差は縮まる。)</w:t>
+        <w:t>(読み上げ係が県名と氏名を、一つずつ告げる。倉前、倉前、真壁、倉前。県の票は一票ずつが重い。二十票目を過ぎたあたりで、倉前の側に十票ほどが積まれ、差は縮まる。)</w:t>
       </w:r>
     </w:p>
     <w:p>
@@ -359,7 +359,7 @@
           <w:i w:val="0"/>
           <w:sz w:val="22"/>
         </w:rPr>
-        <w:t>二十票目で、百七十九対百七十一。榊さん、まだ遼先生の方が上です。</w:t>
+        <w:t>二十票目で百七十九対百七十一。榊さんまだ遼先生の方が上です。</w:t>
       </w:r>
     </w:p>
     <w:p>
@@ -435,7 +435,7 @@
           <w:color w:val="555555"/>
           <w:sz w:val="22"/>
         </w:rPr>
-        <w:t>(百八十八対百八十七。掲示板の端に「過半数 189」の文字が、白く灯っている。四十六票目の読み上げ係が、紙を一度見直す。)</w:t>
+        <w:t>(百八十八対百八十七。掲示板の端に「過半数 189」の文字が白く灯っている。四十六票目の読み上げ係が、紙を一度見直す。)</w:t>
       </w:r>
     </w:p>
     <w:p>
@@ -473,7 +473,7 @@
           <w:color w:val="555555"/>
           <w:sz w:val="22"/>
         </w:rPr>
-        <w:t>(百八十八と百八十八。大講堂が、完全に静まる。空調の音と、紙を開く小さな音だけが残る。)</w:t>
+        <w:t>(百八十八と百八十八。大講堂が完全に静まる。空調の音と紙を開く小さな音だけが残る。)</w:t>
       </w:r>
     </w:p>
     <w:p>
@@ -496,7 +496,7 @@
           <w:i w:val="0"/>
           <w:sz w:val="22"/>
         </w:rPr>
-        <w:t>……残りは、一票でございます。四十七票目は、久我先生が四番目にお電話をなさった県の会長のお書きになったものでございます。</w:t>
+        <w:t>……残りは一票でございます。四十七票目は、久我先生が四番目にお電話をなさった県の会長のお書きになったものでございます。</w:t>
       </w:r>
     </w:p>
     <w:p>
@@ -519,7 +519,7 @@
           <w:i w:val="0"/>
           <w:sz w:val="22"/>
         </w:rPr>
-        <w:t>怒っていた、会長さんですね。</w:t>
+        <w:t>怒っていた会長さんですね。</w:t>
       </w:r>
     </w:p>
     <w:p>
@@ -542,7 +542,7 @@
           <w:i w:val="0"/>
           <w:sz w:val="22"/>
         </w:rPr>
-        <w:t>久我先生を、お叱りになった方でございます。</w:t>
+        <w:t>久我先生をお叱りになった方でございます。</w:t>
       </w:r>
     </w:p>
     <w:p>
@@ -557,7 +557,7 @@
           <w:color w:val="555555"/>
           <w:sz w:val="22"/>
         </w:rPr>
-        <w:t>(長机の端で、選管委員が最後の用紙を開く。しばらく、紙を見たまま動かない。それから、読み上げ係に渡す。)</w:t>
+        <w:t>(長机の端で選管委員が最後の用紙を開く。しばらく紙を見たまま動かない。それから読み上げ係に渡す。)</w:t>
       </w:r>
     </w:p>
     <w:p>
@@ -595,7 +595,7 @@
           <w:color w:val="555555"/>
           <w:sz w:val="22"/>
         </w:rPr>
-        <w:t>(掲示板で、真壁遼の名の横の数字が、百八十九になる。倉前の側は百八十八。)</w:t>
+        <w:t>(掲示板で真壁遼の名の横の数字が、百八十九になる。倉前の側は百八十八。)</w:t>
       </w:r>
     </w:p>
     <w:p>
@@ -633,7 +633,7 @@
           <w:color w:val="555555"/>
           <w:sz w:val="22"/>
         </w:rPr>
-        <w:t>(拍手が波ではなく、いくつかの塊になって起こる。遼は立ち上がらず、膝の上で組んだ手を、ゆっくりと開く。二列目の久我は、一度だけ頷き、すぐに背筋を戻す。榊は膝の上の指を、全部、解く。)</w:t>
+        <w:t>(拍手が波ではなく、いくつかの塊になって起こる。遼は立ち上がらず、膝の上で組んだ手を、ゆっくりと開く。二列目の久我は、一度だけ頷き、すぐに背筋を戻す。榊は膝の上の指を全部、解く。)</w:t>
       </w:r>
     </w:p>
     <w:p>
@@ -656,7 +656,7 @@
           <w:i w:val="0"/>
           <w:sz w:val="22"/>
         </w:rPr>
-        <w:t>一票、です。</w:t>
+        <w:t>一票です。</w:t>
       </w:r>
     </w:p>
     <w:p>
@@ -679,7 +679,7 @@
           <w:i w:val="0"/>
           <w:sz w:val="22"/>
         </w:rPr>
-        <w:t>一票でございます。だから遼様は、数えないで、立っておられたのでございます。</w:t>
+        <w:t>一票でございます。だから遼様は、数えないで立っておられたのでございます。</w:t>
       </w:r>
     </w:p>
     <w:p>
@@ -709,7 +709,7 @@
           <w:color w:val="555555"/>
           <w:sz w:val="22"/>
         </w:rPr>
-        <w:t>(午後五時二十三分。選管委員長が当選者を壇上に呼ぶ。遼は呼ばれて席を立つが、壇への階段を上らず、通路を最前列へ歩く。カメラが追う。ざわめきが、遼の足音より先に、前の席へ移っていく。倉前は最前列の中央で、背を伸ばして座っている。)</w:t>
+        <w:t>(午後五時二十三分。選管委員長が当選者を壇上に呼ぶ。遼は呼ばれて席を立つが、壇への階段を上らず、通路を最前列へ歩く。カメラが追う。ざわめきが遼の足音より先に、前の席へ移っていく。倉前は最前列の中央で、背を伸ばして座っている。)</w:t>
       </w:r>
     </w:p>
     <w:p>
@@ -778,7 +778,7 @@
           <w:i w:val="0"/>
           <w:sz w:val="22"/>
         </w:rPr>
-        <w:t>一昨日の約束です。勝った方が、負けた方の席を、先に作る。電話ではなく、顔を見て。</w:t>
+        <w:t>一昨日の約束です。勝った方が負けた方の席を、先に作る。電話ではなく、顔を見て。</w:t>
       </w:r>
     </w:p>
     <w:p>
@@ -839,7 +839,7 @@
           <w:color w:val="555555"/>
           <w:sz w:val="22"/>
         </w:rPr>
-        <w:t>(倉前の肩が、一瞬だけ、動く。後ろの席で津村が腰を浮かせかけ、隣の議員に袖を引かれる。)</w:t>
+        <w:t>(倉前の肩が一瞬だけ動く。後ろの席で津村が腰を浮かせかけ、隣の議員に袖を引かれる。)</w:t>
       </w:r>
     </w:p>
     <w:p>
@@ -862,7 +862,7 @@
           <w:i w:val="0"/>
           <w:sz w:val="22"/>
         </w:rPr>
-        <w:t>順序が逆だ。憲法六十八条、「内閣総理大臣は、国務大臣を任命する。但し、その過半数は国会議員の中から選ばれなければならない」。任命するのは総理大臣だ。君はまだ、総理ではない。</w:t>
+        <w:t>順序が逆だ。憲法六十八条「内閣総理大臣は、国務大臣を任命する。但しその過半数は国会議員の中から選ばれなければならない」。任命するのは総理大臣だ。君はまだ総理ではない。</w:t>
       </w:r>
     </w:p>
     <w:p>
@@ -908,7 +908,7 @@
           <w:i w:val="0"/>
           <w:sz w:val="22"/>
         </w:rPr>
-        <w:t>消える話を、なぜ最前列で言う。</w:t>
+        <w:t>消える話をなぜ最前列で言う。</w:t>
       </w:r>
     </w:p>
     <w:p>
@@ -977,7 +977,7 @@
           <w:i w:val="0"/>
           <w:sz w:val="22"/>
         </w:rPr>
-        <w:t>二つあります。一つは、先生が元の防衛大臣として、役所の中の数字と人を、僕より知っておられること。もう一つは、世襲を終わらせる法を通すとき、世襲の最も長い家で育った人が、閣内で反対の側に座っていてほしいことです。</w:t>
+        <w:t>二つあります。一つは先生が元の防衛大臣として、役所の中の数字と人を、僕より知っておられること。もう一つは世襲を終わらせる法を通すとき、世襲の最も長い家で育った人が、閣内で反対の側に座っていてほしいことです。</w:t>
       </w:r>
     </w:p>
     <w:p>
@@ -1023,7 +1023,7 @@
           <w:i w:val="0"/>
           <w:sz w:val="22"/>
         </w:rPr>
-        <w:t>反対してください。閣議で、僕に聞こえる場所で。</w:t>
+        <w:t>反対してください。閣議で僕に聞こえる場所で。</w:t>
       </w:r>
     </w:p>
     <w:p>
@@ -1069,7 +1069,7 @@
           <w:i w:val="0"/>
           <w:sz w:val="22"/>
         </w:rPr>
-        <w:t>ありません。先生にも、僕にも。付ければ、その席は貸しになります。貸しを作りたくない、と先生は一度おっしゃいました。</w:t>
+        <w:t>ありません。先生にも僕にも。付ければその席は貸しになります。貸しを作りたくない、と先生は一度おっしゃいました。</w:t>
       </w:r>
     </w:p>
     <w:p>
@@ -1107,7 +1107,7 @@
           <w:i w:val="0"/>
           <w:sz w:val="22"/>
         </w:rPr>
-        <w:t>君は、他人の古い言葉を、よく覚えている。(間)返事は、今夜は出さない。僕は敵のままで、ここにいる。敵に席を作る意味を、考えさせてくれ。</w:t>
+        <w:t>君は他人の古い言葉を、よく覚えている。(間)返事は今夜は出さない。僕は敵のままで、ここにいる。敵に席を作る意味を、考えさせてくれ。</w:t>
       </w:r>
     </w:p>
     <w:p>
@@ -1153,7 +1153,7 @@
           <w:i w:val="0"/>
           <w:sz w:val="22"/>
         </w:rPr>
-        <w:t>それも急がない、だ。</w:t>
+        <w:t>それも急がないだ。</w:t>
       </w:r>
     </w:p>
     <w:p>
@@ -1191,7 +1191,7 @@
           <w:i w:val="0"/>
           <w:sz w:val="22"/>
         </w:rPr>
-        <w:t>握手は、返事をする日だ。君のお父さんも、僕の父に、同じ言い方をした。(間)壇に行け。皆が待っている。</w:t>
+        <w:t>握手は返事をする日だ。君のお父さんも、僕の父に同じ言い方をした。(間)壇に行け。皆が待っている。</w:t>
       </w:r>
     </w:p>
     <w:p>
@@ -1236,7 +1236,7 @@
           <w:color w:val="555555"/>
           <w:sz w:val="22"/>
         </w:rPr>
-        <w:t>(午後五時三十五分。壇上。遼が演台に立つ。背後の幕に、総裁の文字が掲げられる。灯と榊は傍聴席の左後方から、遼の肩を見ている。)</w:t>
+        <w:t>(午後五時三十五分。壇上。遼が演台に立つ。背後の幕に総裁の文字が掲げられる。灯と榊は傍聴席の左後方から、遼の肩を見ている。)</w:t>
       </w:r>
     </w:p>
     <w:p>
@@ -1259,7 +1259,7 @@
           <w:i w:val="0"/>
           <w:sz w:val="22"/>
         </w:rPr>
-        <w:t>真壁遼です。百八十九票と、百八十八票でした。差は、一票です。負けた側から見れば、百八十八人分の声が、一票だけ足りなかったということです。今日の結果は、私が百八十八人に勝った、という意味ではありません。百八十八人と、同じ党の中に座る、という意味です。</w:t>
+        <w:t>真壁遼です。百八十九票と、百八十八票でした。差は一票です。負けた側から見れば、百八十八人分の声が、一票だけ足りなかったということです。今日の結果は、私が百八十八人に勝った、という意味ではありません。百八十八人と、同じ党の中に座る、という意味です。</w:t>
       </w:r>
     </w:p>
     <w:p>
@@ -1274,7 +1274,7 @@
           <w:color w:val="555555"/>
           <w:sz w:val="22"/>
         </w:rPr>
-        <w:t>(客席から、まばらな拍手。遼は一拍置く。)</w:t>
+        <w:t>(客席からまばらな拍手。遼は一拍置く。)</w:t>
       </w:r>
     </w:p>
     <w:p>
@@ -1297,7 +1297,7 @@
           <w:i w:val="0"/>
           <w:sz w:val="22"/>
         </w:rPr>
-        <w:t>最初に、倉前先生にお礼を申し上げました。壇に上がる前に、先生の席まで参りました。理由は、お約束したからです。指名を受けたら、倉前先生に、防衛大臣をお願いしたい、と申し上げました。先生は、お返事を一週間、お待たせするそうです。条件は、お互いにありません。</w:t>
+        <w:t>最初に倉前先生にお礼を申し上げました。壇に上がる前に、先生の席まで参りました。理由はお約束したからです。指名を受けたら、倉前先生に防衛大臣をお願いしたい、と申し上げました。先生はお返事を一週間、お待たせするそうです。条件はお互いにありません。</w:t>
       </w:r>
     </w:p>
     <w:p>
@@ -1335,7 +1335,7 @@
           <w:i w:val="0"/>
           <w:sz w:val="22"/>
         </w:rPr>
-        <w:t>見返りの話ではありません。私は今日、どなたにも、見返りを約束していません。昨日の朝から今日の午後まで、私のために動いてくださった方々には、礼も人事も、お返しできないと、先に申し上げます。それでも私の票になった一票には、一票ずつ、名前が付いています。私はそれを、預かりものとして、数えます。</w:t>
+        <w:t>見返りの話ではありません。私は今日どなたにも見返りを約束していません。昨日の朝から今日の午後まで、私のために動いてくださった方々には、礼も人事もお返しできないと、先に申し上げます。それでも私の票になった一票には、一票ずつ名前が付いています。私はそれを預かりものとして、数えます。</w:t>
       </w:r>
     </w:p>
     <w:p>
@@ -1373,7 +1373,7 @@
           <w:i w:val="0"/>
           <w:sz w:val="22"/>
         </w:rPr>
-        <w:t>私は、世襲議員です。だからこれを終わらせなければならない。そう申し上げました。家は畳まない、閉じる。閉じるのは、中にいる者の仕事です。私は今日から、党の中にいる者として、それを始めます。政策活動費は、一円から領収書を残す形に改めます。収容施設の外部移送の基準は、紙にします。地方の債務は、帳簿を開きます。党員投票の、承認の規程は、私自身に先に適用します。</w:t>
+        <w:t>私は世襲議員です。だからこれを終わらせなければならない。そう申し上げました。家は畳まない閉じる。閉じるのは中にいる者の仕事です。私は今日から、党の中にいる者として、それを始めます。政策活動費は、一円から領収書を残す形に改めます。収容施設の外部移送の基準は、紙にします。地方の債務は、帳簿を開きます。党員投票の承認の規程は、私自身に先に適用します。</w:t>
       </w:r>
     </w:p>
     <w:p>
@@ -1411,7 +1411,7 @@
           <w:i w:val="0"/>
           <w:sz w:val="22"/>
         </w:rPr>
-        <w:t>最後に、倉前先生にも、一言いただきたいと、お願いしています。</w:t>
+        <w:t>最後に倉前先生にも、一言いただきたいと、お願いしています。</w:t>
       </w:r>
     </w:p>
     <w:p>
@@ -1426,7 +1426,7 @@
           <w:color w:val="555555"/>
           <w:sz w:val="22"/>
         </w:rPr>
-        <w:t>(倉前が壇に上がり、遼の隣に立つ。マイクを受け取る。声は低く、短い。)</w:t>
+        <w:t>(倉前が壇に上がり、遼の隣に立つ。マイクを受け取る。声は低く短い。)</w:t>
       </w:r>
     </w:p>
     <w:p>
@@ -1449,7 +1449,7 @@
           <w:i w:val="0"/>
           <w:sz w:val="22"/>
         </w:rPr>
-        <w:t>倉前です。負けました。一票差でした。党員、党友、議員の皆さん、一票の差で負けた私に、票を投じてくださった方々に、お詫びと、お礼を申し上げます。(間)真壁総裁は、三代目です。私も三代目です。三代目同士が、一票を争った。党の中の話ではなく、党の外の、世の中に向けて、見ていただきたい。三代目が三代目に、席を作った。それが、本当に作られたかどうかは、これから半年で、皆さんが判断してください。</w:t>
+        <w:t>倉前です。負けました。一票差でした。党員、党友、議員の皆さん、一票の差で負けた私に、票を投じてくださった方々に、お詫びとお礼を申し上げます。(間)真壁総裁は三代目です。私も三代目です。三代目同士が、一票を争った。党の中の話ではなく、党の外の世の中に向けて、見ていただきたい。三代目が三代目に、席を作った。それが本当に作られたかどうかは、これから半年で、皆さんが判断してください。</w:t>
       </w:r>
     </w:p>
     <w:p>
@@ -1494,7 +1494,7 @@
           <w:color w:val="555555"/>
           <w:sz w:val="22"/>
         </w:rPr>
-        <w:t>(午後六時十二分。当選後の記者会見までの十五分、遼は控室を出て、七階の廊下の突き当たりの窓際に立つ。三浦が持たせた保温瓶は、膝の高さの窓台に置いてある。携帯電話の画面に「相沢亜美」。遼は一度、呼び出し音を聞いてから、押す。)</w:t>
+        <w:t>(午後六時十二分。当選後の記者会見までの十五分、遼は控室を出て、七階の廊下の突き当たりの窓際に立つ。三浦が持たせた保温瓶は、膝の高さの窓台に置いてある。携帯電話の画面に「相沢亜美」。遼は一度、呼び出し音を聞いてから押す。)</w:t>
       </w:r>
     </w:p>
     <w:p>
@@ -1563,7 +1563,7 @@
           <w:i w:val="0"/>
           <w:sz w:val="22"/>
         </w:rPr>
-        <w:t>テレビで見ていました。澪を寝かしつけながら、音を消して。一票、でしたね。</w:t>
+        <w:t>テレビで見ていました。澪を寝かしつけながら、音を消して。一票でしたね。</w:t>
       </w:r>
     </w:p>
     <w:p>
@@ -1586,7 +1586,7 @@
           <w:i w:val="0"/>
           <w:sz w:val="22"/>
         </w:rPr>
-        <w:t>一票でした。……亜美さん。今夜、最初にお知らせしたかったのは、先生ではなく、あなたです。倉前先生の席には、壇の前に寄りましたが、そこは約束した相手です。電話は、あなたが最初です。</w:t>
+        <w:t>一票でした。……亜美さん。今夜、最初にお知らせしたかったのは、先生ではなく、あなたです。倉前先生の席には、壇の前に寄りましたが、そこは約束した相手です。電話はあなたが最初です。</w:t>
       </w:r>
     </w:p>
     <w:p>
@@ -1609,7 +1609,7 @@
           <w:i w:val="0"/>
           <w:sz w:val="22"/>
         </w:rPr>
-        <w:t>約束、とは。</w:t>
+        <w:t>約束とは。</w:t>
       </w:r>
     </w:p>
     <w:p>
@@ -1632,7 +1632,7 @@
           <w:i w:val="0"/>
           <w:sz w:val="22"/>
         </w:rPr>
-        <w:t>缶です。ほうじ茶の、開けていない缶。開ける日が来たら、亜美さんに先に言う、と決めました。今夜が、その日かどうかを、お聞きしたくて。</w:t>
+        <w:t>缶です。ほうじ茶の開けていない缶。開ける日が来たら、亜美さんに先に言う、と決めました。今夜がその日かどうかを、お聞きしたくて。</w:t>
       </w:r>
     </w:p>
     <w:p>
@@ -1670,7 +1670,7 @@
           <w:i w:val="0"/>
           <w:sz w:val="22"/>
         </w:rPr>
-        <w:t>……相沢の名前は、今日、壇上でも、会見でも、一度も出ませんでした。ありがとうございます。</w:t>
+        <w:t>……相沢の名前は今日、壇上でも会見でも一度も出ませんでした。ありがとうございます。</w:t>
       </w:r>
     </w:p>
     <w:p>
@@ -1693,7 +1693,7 @@
           <w:i w:val="0"/>
           <w:sz w:val="22"/>
         </w:rPr>
-        <w:t>旗にはしていません。ただ、忘れてもいません。</w:t>
+        <w:t>旗にはしていません。ただ忘れてもいません。</w:t>
       </w:r>
     </w:p>
     <w:p>
@@ -1716,7 +1716,7 @@
           <w:i w:val="0"/>
           <w:sz w:val="22"/>
         </w:rPr>
-        <w:t>知っています。(間)缶は、まだです。今日は「おめでとうございます」の日で、「開けます」の日ではありません。あの人が「お前が開けろ」と言った日は、遼さんが勝った日ではなくて、別の日の気がします。</w:t>
+        <w:t>知っています。(間)缶はまだです。今日は「おめでとうございます」の日で「開けます」の日ではありません。あの人が「お前が開けろ」と言った日は、遼さんが勝った日ではなくて、別の日の気がします。</w:t>
       </w:r>
     </w:p>
     <w:p>
@@ -1739,7 +1739,7 @@
           <w:i w:val="0"/>
           <w:sz w:val="22"/>
         </w:rPr>
-        <w:t>別の日、というのは。</w:t>
+        <w:t>別の日というのは。</w:t>
       </w:r>
     </w:p>
     <w:p>
@@ -1762,7 +1762,7 @@
           <w:i w:val="0"/>
           <w:sz w:val="22"/>
         </w:rPr>
-        <w:t>わかりません。だから遼さんが「開けたい」ではなく、「開けられる」と言える日が来たら、先に教えてください。澪を連れて、事務所に行きます。</w:t>
+        <w:t>わかりません。だから遼さんが「開けたい」ではなく「開けられる」と言える日が来たら、先に教えてください。澪を連れて事務所に行きます。</w:t>
       </w:r>
     </w:p>
     <w:p>
@@ -1785,7 +1785,7 @@
           <w:i w:val="0"/>
           <w:sz w:val="22"/>
         </w:rPr>
-        <w:t>承知しました。先に、必ず。</w:t>
+        <w:t>承知しました。先に必ず。</w:t>
       </w:r>
     </w:p>
     <w:p>
@@ -1808,7 +1808,7 @@
           <w:i w:val="0"/>
           <w:sz w:val="22"/>
         </w:rPr>
-        <w:t>それから。(間)当選、おめでとうございます。遅くなりましたけれど、先に言えて、よかったです。</w:t>
+        <w:t>それから。(間)当選おめでとうございます。遅くなりましたけれど、先に言えてよかったです。</w:t>
       </w:r>
     </w:p>
     <w:p>
@@ -1876,7 +1876,7 @@
           <w:i w:val="0"/>
           <w:sz w:val="22"/>
         </w:rPr>
-        <w:t>総裁。座りなさい。まだ、三十分は誰も呼びに来ません。</w:t>
+        <w:t>総裁。座りなさい。まだ三十分は誰も呼びに来ません。</w:t>
       </w:r>
     </w:p>
     <w:p>
@@ -2006,7 +2006,7 @@
           <w:i w:val="0"/>
           <w:sz w:val="22"/>
         </w:rPr>
-        <w:t>史記に、桃李言わざれども、下自ずから蹊を成す、とあります。桃や李は何も言わないのに、実を取りに来る人が通って、木の下に道が出来る。木が呼んだのではない、という意味です。(間)あなたは、誰にも頼まなかった。それで、道が出来た。ただし、その道を踏んだのは、あなたの木ではなく、人の足です。足の数だけ、実を落とす責任がある。あなたの木は、まだ若い。</w:t>
+        <w:t>史記に桃李言わざれども、下自ずから蹊を成す、とあります。桃や李は何も言わないのに、実を取りに来る人が通って、木の下に道が出来る。木が呼んだのではない、という意味です。(間)あなたは誰にも頼まなかった。それで道が出来た。ただし、その道を踏んだのは、あなたの木ではなく、人の足です。足の数だけ実を落とす責任がある。あなたの木は、まだ若い。</w:t>
       </w:r>
     </w:p>
     <w:p>
@@ -2075,7 +2075,7 @@
           <w:i w:val="0"/>
           <w:sz w:val="22"/>
         </w:rPr>
-        <w:t>お待たせしないように、します。</w:t>
+        <w:t>お待たせしないようにします。</w:t>
       </w:r>
     </w:p>
     <w:p>
@@ -2098,7 +2098,7 @@
           <w:i w:val="0"/>
           <w:sz w:val="22"/>
         </w:rPr>
-        <w:t>八回当選しても、私は漁協の事務員の娘です。先に答えを出す人は、いつも、もう決めた人です。あなたが決めて、それから迷う人でいてください。</w:t>
+        <w:t>八回当選しても、私は漁協の事務員の娘です。先に答えを出す人はいつも、もう決めた人です。あなたが決めて、それから迷う人でいてください。</w:t>
       </w:r>
     </w:p>
     <w:p>
@@ -2113,7 +2113,7 @@
           <w:color w:val="555555"/>
           <w:sz w:val="22"/>
         </w:rPr>
-        <w:t>(ロビーの自動ドアが開き、冷たい外気と一緒に、瀬尾が入ってくる。後ろに、久我が杖を持たず、一人で歩いてくる。楠田が立ち上がり、会釈する。)</w:t>
+        <w:t>(ロビーの自動ドアが開き、冷たい外気と一緒に、瀬尾が入ってくる。後ろに久我が杖を持たず、一人で歩いてくる。楠田が立ち上がり、会釈する。)</w:t>
       </w:r>
     </w:p>
     <w:p>
@@ -2228,7 +2228,7 @@
           <w:i w:val="0"/>
           <w:sz w:val="22"/>
         </w:rPr>
-        <w:t>倉前に、先に席を作ったそうだな。壇に上がる前に。</w:t>
+        <w:t>倉前に先に席を作ったそうだな。壇に上がる前に。</w:t>
       </w:r>
     </w:p>
     <w:p>
@@ -2274,7 +2274,7 @@
           <w:i w:val="0"/>
           <w:sz w:val="22"/>
         </w:rPr>
-        <w:t>それでよい。わしへの礼は、受けん。見返りも人事も、先に断った通りだ。(間)ただ、一つだけ言っておく。座った席は、立つ時に、自分で椅子を戻せ。それが、座った者の礼儀だ。</w:t>
+        <w:t>それでよい。わしへの礼は受けん。見返りも人事も、先に断った通りだ。(間)ただ一つだけ言っておく。座った席は立つ時に自分で椅子を戻せ。それが座った者の礼儀だ。</w:t>
       </w:r>
     </w:p>
     <w:p>
@@ -2320,7 +2320,7 @@
           <w:i w:val="0"/>
           <w:sz w:val="22"/>
         </w:rPr>
-        <w:t>銘じるのは、楠田くんに任せた。わしは帰る。</w:t>
+        <w:t>銘じるのは楠田くんに任せた。わしは帰る。</w:t>
       </w:r>
     </w:p>
     <w:p>
@@ -2358,7 +2358,7 @@
           <w:i w:val="0"/>
           <w:sz w:val="22"/>
         </w:rPr>
-        <w:t>立つ時に、椅子を戻す。……いい言葉ね。私も、そうします。</w:t>
+        <w:t>立つ時に椅子を戻す。……いい言葉ね。私もそうします。</w:t>
       </w:r>
     </w:p>
     <w:p>
@@ -2411,7 +2411,7 @@
           <w:i w:val="0"/>
           <w:sz w:val="22"/>
         </w:rPr>
-        <w:t>一票だ。たった一票。おら、胃が痛ぐなっだ。</w:t>
+        <w:t>一票だ。たった一票。おら胃が痛ぐなっだ。</w:t>
       </w:r>
     </w:p>
     <w:p>
@@ -2526,7 +2526,7 @@
           <w:i w:val="0"/>
           <w:sz w:val="22"/>
         </w:rPr>
-        <w:t>塩は、相手が困っでる時に送るもんだ。茶は、相手が座る時に出すもんだ。あの人は倉前さんが座る時に、茶を出した。(間)おらは、あの席の話を、画面で見でだ。降りる時はおらに最初に言え、と言っだ。席を作る時は、言わねぐていい、おらが見でっから、と言っだ。……見でだ。</w:t>
+        <w:t>塩は相手が困っでる時に送るもんだ。茶は相手が座る時に出すもんだ。あの人は倉前さんが座る時に、茶を出した。(間)おらは、あの席の話を、画面で見でだ。降りる時はおらに最初に言え、と言っだ。席を作る時は、言わねぐていい、おらが見でっから、と言っだ。……見でだ。</w:t>
       </w:r>
     </w:p>
     <w:p>
@@ -2549,7 +2549,7 @@
           <w:i w:val="0"/>
           <w:sz w:val="22"/>
         </w:rPr>
-        <w:t>浜野さん、その言い方は、ずるいですよ。私も、見ていました。</w:t>
+        <w:t>浜野さんその言い方は、ずるいですよ。私も見ていました。</w:t>
       </w:r>
     </w:p>
     <w:p>
@@ -2572,7 +2572,7 @@
           <w:i w:val="0"/>
           <w:sz w:val="22"/>
         </w:rPr>
-        <w:t>大城が、長ぐ待っだ者だ。茶を、先に取れ。</w:t>
+        <w:t>大城が長ぐ待っだ者だ。茶を先に取れ。</w:t>
       </w:r>
     </w:p>
     <w:p>
@@ -2595,7 +2595,7 @@
           <w:i w:val="0"/>
           <w:sz w:val="22"/>
         </w:rPr>
-        <w:t>私が先、ですか。</w:t>
+        <w:t>私が先ですか。</w:t>
       </w:r>
     </w:p>
     <w:p>
@@ -2618,7 +2618,7 @@
           <w:i w:val="0"/>
           <w:sz w:val="22"/>
         </w:rPr>
-        <w:t>通っだ者が先、は去年の話だ。今日は一番長ぐ待っだ者が先だ。大城は、あの面会室の日から数えて、一番長ぐ待っだ。</w:t>
+        <w:t>通っだ者が先、は去年の話だ。今日は一番長ぐ待っだ者が先だ。大城はあの面会室の日から数えて、一番長ぐ待っだ。</w:t>
       </w:r>
     </w:p>
     <w:p>
@@ -2633,7 +2633,7 @@
           <w:color w:val="555555"/>
           <w:sz w:val="22"/>
         </w:rPr>
-        <w:t>(大城は、すぐに手を出さない。ホアが小さく、座布団の上で姿勢を直す。)</w:t>
+        <w:t>(大城はすぐに手を出さない。ホアが小さく、座布団の上で姿勢を直す。)</w:t>
       </w:r>
     </w:p>
     <w:p>
@@ -2656,7 +2656,7 @@
           <w:i w:val="0"/>
           <w:sz w:val="22"/>
         </w:rPr>
-        <w:t>大城さん、お先にどうぞ。</w:t>
+        <w:t>大城さんお先にどうぞ。</w:t>
       </w:r>
     </w:p>
     <w:p>
@@ -2694,7 +2694,7 @@
           <w:color w:val="555555"/>
           <w:sz w:val="22"/>
         </w:rPr>
-        <w:t>(女将が湯呑みに注ぐ。大城が両手で受け取り、一口飲んで、湯呑みの縁を見つめる。)</w:t>
+        <w:t>(女将が湯呑みに注ぐ。大城が両手で受け取り、一口飲んで湯呑みの縁を見つめる。)</w:t>
       </w:r>
     </w:p>
     <w:p>
@@ -2763,7 +2763,7 @@
           <w:i w:val="0"/>
           <w:sz w:val="22"/>
         </w:rPr>
-        <w:t>おら、母ちゃんが泣ぐのを、初めて見だ。</w:t>
+        <w:t>おら母ちゃんが泣ぐのを、初めて見だ。</w:t>
       </w:r>
     </w:p>
     <w:p>
@@ -2801,7 +2801,7 @@
           <w:color w:val="555555"/>
           <w:sz w:val="22"/>
         </w:rPr>
-        <w:t>(座敷が、笑う。画面の中では、先ほどの記者会見の録画が流れ、遼が最初の質問を受けている。浜野が湯呑みを取り上げ、画面の方へ、わずかに掲げる。)</w:t>
+        <w:t>(座敷が笑う。画面の中では、先ほどの記者会見の録画が流れ、遼が最初の質問を受けている。浜野が湯呑みを取り上げ、画面の方へ、わずかに掲げる。)</w:t>
       </w:r>
     </w:p>
     <w:p>
@@ -2824,7 +2824,7 @@
           <w:i w:val="0"/>
           <w:sz w:val="22"/>
         </w:rPr>
-        <w:t>ご苦労さん。……まだ、遠いな。</w:t>
+        <w:t>ご苦労さん。……まだ遠いな。</w:t>
       </w:r>
     </w:p>
     <w:p>
@@ -2877,7 +2877,7 @@
           <w:i w:val="0"/>
           <w:sz w:val="22"/>
         </w:rPr>
-        <w:t>事務所の電話の件数を、メモしてきました。午後七時から九時までで、お祝いと、取材と、苦情が、四対四対二です。苦情の二本は、どちらも「世襲が総裁になるな」でした。</w:t>
+        <w:t>事務所の電話の件数を、メモしてきました。午後七時から九時までで、お祝いと取材と苦情が四対四対二です。苦情の二本は、どちらも「世襲が総裁になるな」でした。</w:t>
       </w:r>
     </w:p>
     <w:p>
@@ -2969,7 +2969,7 @@
           <w:i w:val="0"/>
           <w:sz w:val="22"/>
         </w:rPr>
-        <w:t>先生、その二本は、今日の挨拶の「百八十八人分」と、同じ指摘です。私、壇上で一票差と聞いたとき、手が震えました。先生が「同じ党の中に座る」と言ったところで、やっと止まりました。</w:t>
+        <w:t>先生その二本は、今日の挨拶の「百八十八人分」と同じ指摘です。私、壇上で一票差と聞いたとき、手が震えました。先生が「同じ党の中に座る」と言ったところで、やっと止まりました。</w:t>
       </w:r>
     </w:p>
     <w:p>
@@ -3007,7 +3007,7 @@
           <w:i w:val="0"/>
           <w:sz w:val="22"/>
         </w:rPr>
-        <w:t>榊さん、お先に。</w:t>
+        <w:t>榊さんお先に。</w:t>
       </w:r>
     </w:p>
     <w:p>
@@ -3053,7 +3053,7 @@
           <w:i w:val="0"/>
           <w:sz w:val="22"/>
         </w:rPr>
-        <w:t>今夜は、一番長く待った人が、先です。浜野さんの流儀ですけれど。</w:t>
+        <w:t>今夜は一番長く待った人が先です。浜野さんの流儀ですけれど。</w:t>
       </w:r>
     </w:p>
     <w:p>
@@ -3076,7 +3076,7 @@
           <w:i w:val="0"/>
           <w:sz w:val="22"/>
         </w:rPr>
-        <w:t>流儀は、拝借いたします。ただし、この湯は、私のものではございません。(間)ご報告いたします。先ほど、湯を沸かしました。電気のやかんで、湯は沸いております。しかし、頂くのは、汐見の事務所の、白い湯呑みと決めておりました。自分で申すと申し上げた以上、場所も、自分で決めさせていただきたく存じます。</w:t>
+        <w:t>流儀は拝借いたします。ただし、この湯は、私のものではございません。(間)ご報告いたします。先ほど湯を沸かしました。電気のやかんで、湯は沸いております。しかし頂くのは、汐見の事務所の、白い湯呑みと決めておりました。自分で申すと申し上げた以上、場所も自分で決めさせていただきたく存じます。</w:t>
       </w:r>
     </w:p>
     <w:p>
@@ -3122,7 +3122,7 @@
           <w:i w:val="0"/>
           <w:sz w:val="22"/>
         </w:rPr>
-        <w:t>湯呑みは、あの棚の端で、あの日のままでございます。月曜、汐見で、自分で申します。</w:t>
+        <w:t>湯呑みは、あの棚の端で、あの日のままでございます。月曜、汐見で自分で申します。</w:t>
       </w:r>
     </w:p>
     <w:p>
@@ -3183,7 +3183,7 @@
           <w:i w:val="0"/>
           <w:sz w:val="22"/>
         </w:rPr>
-        <w:t>承知いたしました。ただ、月曜は参ります。</w:t>
+        <w:t>承知いたしました。ただ月曜は参ります。</w:t>
       </w:r>
     </w:p>
     <w:p>
@@ -3221,7 +3221,7 @@
           <w:i w:val="0"/>
           <w:sz w:val="22"/>
         </w:rPr>
-        <w:t>先生、お母様からです。</w:t>
+        <w:t>先生お母様からです。</w:t>
       </w:r>
     </w:p>
     <w:p>
@@ -3305,7 +3305,7 @@
           <w:i w:val="0"/>
           <w:sz w:val="22"/>
         </w:rPr>
-        <w:t>見ましたよ。あなたが、壇の前に、立ち止まったところまで。(間)あれは、倉前さんの席でしたね。</w:t>
+        <w:t>見ましたよ。あなたが、壇の前に、立ち止まったところまで。(間)あれは倉前さんの席でしたね。</w:t>
       </w:r>
     </w:p>
     <w:p>
@@ -3328,7 +3328,7 @@
           <w:i w:val="0"/>
           <w:sz w:val="22"/>
         </w:rPr>
-        <w:t>うん。先に言った。防衛大臣を、と。</w:t>
+        <w:t>うん。先に言った。防衛大臣をと。</w:t>
       </w:r>
     </w:p>
     <w:p>
@@ -3351,7 +3351,7 @@
           <w:i w:val="0"/>
           <w:sz w:val="22"/>
         </w:rPr>
-        <w:t>順序を、守ったのですね。(間)おめでとうは、あなたが帰ってから言います。電話で言うと、功さんが怒ります。あの人は勝った夜に、必ず自分で茶碗を洗いました。誰にも、洗わせませんでした。</w:t>
+        <w:t>順序を守ったのですね。(間)おめでとうは、あなたが帰ってから言います。電話で言うと、功さんが怒ります。あの人は勝った夜に、必ず自分で茶碗を洗いました。誰にも洗わせませんでした。</w:t>
       </w:r>
     </w:p>
     <w:p>
@@ -3420,7 +3420,7 @@
           <w:i w:val="0"/>
           <w:sz w:val="22"/>
         </w:rPr>
-        <w:t>新幹線で、食べた。</w:t>
+        <w:t>新幹線で食べた。</w:t>
       </w:r>
     </w:p>
     <w:p>
@@ -3443,7 +3443,7 @@
           <w:i w:val="0"/>
           <w:sz w:val="22"/>
         </w:rPr>
-        <w:t>梅でしたでしょう。(間)台所の火は、点けてあります。何時でも、帰りなさい。明日の朝でも、構いません。</w:t>
+        <w:t>梅でしたでしょう。(間)台所の火は、点けてあります。何時でも帰りなさい。明日の朝でも、構いません。</w:t>
       </w:r>
     </w:p>
     <w:p>
@@ -3466,7 +3466,7 @@
           <w:i w:val="0"/>
           <w:sz w:val="22"/>
         </w:rPr>
-        <w:t>明日の昼には、帰る。</w:t>
+        <w:t>明日の昼には帰る。</w:t>
       </w:r>
     </w:p>
     <w:p>
@@ -3489,7 +3489,7 @@
           <w:i w:val="0"/>
           <w:sz w:val="22"/>
         </w:rPr>
-        <w:t>待っています。(間)久我さんは、何と。</w:t>
+        <w:t>待っています。(間)久我さんは何と。</w:t>
       </w:r>
     </w:p>
     <w:p>
@@ -3512,7 +3512,7 @@
           <w:i w:val="0"/>
           <w:sz w:val="22"/>
         </w:rPr>
-        <w:t>礼を受けない、と。見返りも、要らないと。椅子は、立つ時に、自分で戻せ、と。</w:t>
+        <w:t>礼を受けないと。見返りも、要らないと。椅子は立つ時に、自分で戻せと。</w:t>
       </w:r>
     </w:p>
     <w:p>
@@ -3550,7 +3550,7 @@
           <w:color w:val="555555"/>
           <w:sz w:val="22"/>
         </w:rPr>
-        <w:t>(電話が切れる。遼は受話器を置き、窓の外の暗い坂を、しばらく見ている。灯が戻り、黙って、遼の湯呑みに三杯目を注ぐ。)</w:t>
+        <w:t>(電話が切れる。遼は受話器を置き、窓の外の暗い坂を、しばらく見ている。灯が戻り黙って遼の湯呑みに三杯目を注ぐ。)</w:t>
       </w:r>
     </w:p>
     <w:p>
@@ -3595,7 +3595,7 @@
           <w:color w:val="555555"/>
           <w:sz w:val="22"/>
         </w:rPr>
-        <w:t>(棚の端に、白い湯呑みが一つ、伏せてある。榊は、それを両手で取り上げる。三浦が鉄瓶の湯で、湯呑みの内側を一度すすぐ。)</w:t>
+        <w:t>(棚の端に、白い湯呑みが一つ、伏せてある。榊はそれを両手で取り上げる。三浦が鉄瓶の湯で、湯呑みの内側を一度すすぐ。)</w:t>
       </w:r>
     </w:p>
     <w:p>
@@ -3641,7 +3641,7 @@
           <w:i w:val="0"/>
           <w:sz w:val="22"/>
         </w:rPr>
-        <w:t>はい。(間)ほうじ茶、で、よろしいですか。</w:t>
+        <w:t>はい。(間)ほうじ茶でよろしいですか。</w:t>
       </w:r>
     </w:p>
     <w:p>
@@ -3702,7 +3702,7 @@
           <w:i w:val="0"/>
           <w:sz w:val="22"/>
         </w:rPr>
-        <w:t>遼様。自分で、申します。(間)頂戴いたします。</w:t>
+        <w:t>遼様。自分で申します。(間)頂戴いたします。</w:t>
       </w:r>
     </w:p>
     <w:p>
@@ -3763,7 +3763,7 @@
           <w:i w:val="0"/>
           <w:sz w:val="22"/>
         </w:rPr>
-        <w:t>熱かった、ですか。</w:t>
+        <w:t>熱かったですか。</w:t>
       </w:r>
     </w:p>
     <w:p>
@@ -3786,7 +3786,7 @@
           <w:i w:val="0"/>
           <w:sz w:val="22"/>
         </w:rPr>
-        <w:t>はい。(間)手には、ずっと伝わっておりました。しかし、口では、こういう熱さでございました。</w:t>
+        <w:t>はい。(間)手にはずっと伝わっておりました。しかし口ではこういう熱さでございました。</w:t>
       </w:r>
     </w:p>
     <w:p>
@@ -3931,7 +3931,7 @@
           <w:color w:val="555555"/>
           <w:sz w:val="22"/>
         </w:rPr>
-        <w:t>(三浦が横を向いて、袖口で目元を押さえる。それから、いつもの手つきで、遼の湯呑みにも注ぐ。鉄瓶の煙が、一本、まっすぐに立つ。)</w:t>
+        <w:t>(三浦が横を向いて、袖口で目元を押さえる。それから、いつもの手つきで、遼の湯呑みにも注ぐ。鉄瓶の煙が一本まっすぐに立つ。)</w:t>
       </w:r>
     </w:p>
     <w:p>
@@ -4030,7 +4030,7 @@
           <w:i w:val="0"/>
           <w:sz w:val="22"/>
         </w:rPr>
-        <w:t>一週間、考えた。(間)津村は反対した。秘書も反対した。後援会長は、「敵の下で働くのか」と泣いた。僕は、泣かれる側だった。</w:t>
+        <w:t>一週間、考えた。(間)津村は反対した。秘書も反対した。後援会長は「敵の下で働くのか」と泣いた。僕は泣かれる側だった。</w:t>
       </w:r>
     </w:p>
     <w:p>
@@ -4076,7 +4076,7 @@
           <w:i w:val="0"/>
           <w:sz w:val="22"/>
         </w:rPr>
-        <w:t>引き受ける。条件はない。付ければ、君の貸しになるし、僕の借りになる。僕は借りたくない。(間)ただし、閣議では、君の法案に反対する時は、反対と言う。防衛費の財源と、公約の三つ目の規程の、適用範囲について。それが仕事だと、君も言った。</w:t>
+        <w:t>引き受ける。条件はない。付ければ、君の貸しになるし、僕の借りになる。僕は借りたくない。(間)ただし閣議では君の法案に反対する時は、反対と言う。防衛費の財源と、公約の三つ目の規程の、適用範囲について。それが仕事だと、君も言った。</w:t>
       </w:r>
     </w:p>
     <w:p>
@@ -4122,7 +4122,7 @@
           <w:i w:val="0"/>
           <w:sz w:val="22"/>
         </w:rPr>
-        <w:t>父が、晩年、君のお父さんの話をする時だけ、声が小さくなった。預けた、と言うのか、預かられた、と言うのか、僕は聞きそびれた。(間)君に聞く気はない。君も、知らないのだろう。</w:t>
+        <w:t>父が晩年、君のお父さんの話をする時だけ、声が小さくなった。預けたと言うのか、預かられた、と言うのか、僕は聞きそびれた。(間)君に聞く気はない。君も知らないのだろう。</w:t>
       </w:r>
     </w:p>
     <w:p>
@@ -4145,7 +4145,7 @@
           <w:i w:val="0"/>
           <w:sz w:val="22"/>
         </w:rPr>
-        <w:t>知りません。父は、話しませんでした。</w:t>
+        <w:t>知りません。父は話しませんでした。</w:t>
       </w:r>
     </w:p>
     <w:p>
@@ -4168,7 +4168,7 @@
           <w:i w:val="0"/>
           <w:sz w:val="22"/>
         </w:rPr>
-        <w:t>では、それでよい。(間)手を出そう。</w:t>
+        <w:t>ではそれでよい。(間)手を出そう。</w:t>
       </w:r>
     </w:p>
     <w:p>
@@ -4183,7 +4183,7 @@
           <w:color w:val="555555"/>
           <w:sz w:val="22"/>
         </w:rPr>
-        <w:t>(倉前が右手を出す。遼が握る。短く、強く、一度だけ上下させて、離す。倉前は机に戻り、湯呑みを取る。)</w:t>
+        <w:t>(倉前が右手を出す。遼が握る。短く強く一度だけ上下させて離す。倉前は机に戻り、湯呑みを取る。)</w:t>
       </w:r>
     </w:p>
     <w:p>
@@ -4252,7 +4252,7 @@
           <w:i w:val="0"/>
           <w:sz w:val="22"/>
         </w:rPr>
-        <w:t>偏らない人は、存在しない。偏りを、隠す人と隠さない人がいるだけだ。(間)隠さない人を、選ぶことだ。</w:t>
+        <w:t>偏らない人は、存在しない。偏りを隠す人と隠さない人がいるだけだ。(間)隠さない人を、選ぶことだ。</w:t>
       </w:r>
     </w:p>
     <w:p>
@@ -4298,7 +4298,7 @@
           <w:i w:val="0"/>
           <w:sz w:val="22"/>
         </w:rPr>
-        <w:t>君は、すぐ言うね。肝に銘じる、と。</w:t>
+        <w:t>君はすぐ言うね。肝に銘じると。</w:t>
       </w:r>
     </w:p>
     <w:p>
@@ -4344,7 +4344,7 @@
           <w:i w:val="0"/>
           <w:sz w:val="22"/>
         </w:rPr>
-        <w:t>二人とも、「銘じなくていい」と言っただろう。</w:t>
+        <w:t>二人とも「銘じなくていい」と言っただろう。</w:t>
       </w:r>
     </w:p>
     <w:p>
@@ -4359,7 +4359,7 @@
           <w:color w:val="555555"/>
           <w:sz w:val="22"/>
         </w:rPr>
-        <w:t>(遼が、わずかに口元を緩める。倉前は、それを見て、初めて笑う。)</w:t>
+        <w:t>(遼がわずかに口元を緩める。倉前はそれを見て、初めて笑う。)</w:t>
       </w:r>
     </w:p>
     <w:p>
@@ -4382,7 +4382,7 @@
           <w:i w:val="0"/>
           <w:sz w:val="22"/>
         </w:rPr>
-        <w:t>来週、君に必要なのは、肝に銘じることではない。眠ることだ。二月五日まで、眠れない夜が続く。僕は、前の大臣の時、そうだった。</w:t>
+        <w:t>来週、君に必要なのは、肝に銘じることではない。眠ることだ。二月五日まで、眠れない夜が続く。僕は前の大臣の時、そうだった。</w:t>
       </w:r>
     </w:p>
     <w:p>
@@ -4428,7 +4428,7 @@
           <w:i w:val="0"/>
           <w:sz w:val="22"/>
         </w:rPr>
-        <w:t>助言は、貸しにならない。……行きなさい。</w:t>
+        <w:t>助言は貸しにならない。……行きなさい。</w:t>
       </w:r>
     </w:p>
     <w:p>
